--- a/ARTIGO FINAL/Diretrizes_para_artigo_final.docx
+++ b/ARTIGO FINAL/Diretrizes_para_artigo_final.docx
@@ -27,25 +27,7 @@
           <w:sz w:val="22"/>
           <w:lang w:val="pt-BR"/>
         </w:rPr>
-        <w:t>Disciplina: Fundamentos de Políticas Públicas</w:t>
-      </w:r>
-      <w:r>
-        <w:rPr>
-          <w:rFonts w:ascii="Arial" w:hAnsi="Arial" w:cs="Arial"/>
-          <w:b/>
-          <w:sz w:val="22"/>
-          <w:lang w:val="pt-BR"/>
-        </w:rPr>
-        <w:t xml:space="preserve">. </w:t>
-      </w:r>
-      <w:r>
-        <w:rPr>
-          <w:rFonts w:ascii="Arial" w:hAnsi="Arial" w:cs="Arial"/>
-          <w:b/>
-          <w:sz w:val="22"/>
-          <w:lang w:val="pt-BR"/>
-        </w:rPr>
-        <w:t>Período: 20</w:t>
+        <w:t>Disciplina: Fundamentos de Políticas Públicas. Período: 20</w:t>
       </w:r>
       <w:r>
         <w:rPr>
@@ -163,7 +145,31 @@
           <w:sz w:val="22"/>
           <w:lang w:val="pt-BR"/>
         </w:rPr>
-        <w:t xml:space="preserve">Times New Roman 12, espaço 1,5. </w:t>
+        <w:t xml:space="preserve">Times New Roman 12, espaço </w:t>
+      </w:r>
+      <w:r>
+        <w:rPr>
+          <w:rFonts w:ascii="Arial" w:hAnsi="Arial" w:cs="Arial"/>
+          <w:sz w:val="22"/>
+          <w:lang w:val="pt-BR"/>
+        </w:rPr>
+        <w:t>1,5</w:t>
+      </w:r>
+      <w:r>
+        <w:rPr>
+          <w:rFonts w:ascii="Arial" w:hAnsi="Arial" w:cs="Arial"/>
+          <w:sz w:val="22"/>
+          <w:lang w:val="pt-BR"/>
+        </w:rPr>
+        <w:t>,</w:t>
+      </w:r>
+      <w:r>
+        <w:rPr>
+          <w:rFonts w:ascii="Arial" w:hAnsi="Arial" w:cs="Arial"/>
+          <w:sz w:val="22"/>
+          <w:lang w:val="pt-BR"/>
+        </w:rPr>
+        <w:t xml:space="preserve"> </w:t>
       </w:r>
       <w:r>
         <w:rPr>
@@ -219,15 +225,7 @@
           <w:sz w:val="22"/>
           <w:lang w:val="pt-BR"/>
         </w:rPr>
-        <w:t xml:space="preserve">com margem de +/- 500 palavras </w:t>
-      </w:r>
-      <w:r>
-        <w:rPr>
-          <w:rFonts w:ascii="Arial" w:hAnsi="Arial" w:cs="Arial"/>
-          <w:sz w:val="22"/>
-          <w:lang w:val="pt-BR"/>
-        </w:rPr>
-        <w:t>(não incluindo as referências bibliográficas)</w:t>
+        <w:t>com margem de +/- 500 palavras (não incluindo as referências bibliográficas)</w:t>
       </w:r>
       <w:r>
         <w:rPr>
@@ -911,16 +909,7 @@
           <w:sz w:val="22"/>
           <w:lang w:val="pt-BR"/>
         </w:rPr>
-        <w:t>P</w:t>
-      </w:r>
-      <w:r>
-        <w:rPr>
-          <w:rFonts w:ascii="Arial" w:hAnsi="Arial" w:cs="Arial"/>
-          <w:color w:val="auto"/>
-          <w:sz w:val="22"/>
-          <w:lang w:val="pt-BR"/>
-        </w:rPr>
-        <w:t>olítica sobre participação em trabalhos em grupo</w:t>
+        <w:t>Política sobre participação em trabalhos em grupo</w:t>
       </w:r>
     </w:p>
     <w:p>
